--- a/docs/ATAC-seq/pipeline/Portal_Content.docx
+++ b/docs/ATAC-seq/pipeline/Portal_Content.docx
@@ -46,7 +46,7 @@
           <w:sz w:val="18"/>
           <w:szCs w:val="18"/>
         </w:rPr>
-        <w:t xml:space="preserve">docs/ATAC-seq_Module_Registration.md</w:t>
+        <w:t xml:space="preserve">docs/ATAC-seq/modules/Registration.md</w:t>
       </w:r>
       <w:r>
         <w:rPr>
@@ -62,7 +62,7 @@
           <w:sz w:val="18"/>
           <w:szCs w:val="18"/>
         </w:rPr>
-        <w:t xml:space="preserve">docs/figures/</w:t>
+        <w:t xml:space="preserve">docs/ATAC-seq/figures/</w:t>
       </w:r>
       <w:r>
         <w:rPr>
@@ -441,7 +441,7 @@
           <w:sz w:val="18"/>
           <w:szCs w:val="18"/>
         </w:rPr>
-        <w:t xml:space="preserve">docs/figures/ATAC-seq_pipeline.png</w:t>
+        <w:t xml:space="preserve">docs/ATAC-seq/pipeline/figures/pipeline.png</w:t>
       </w:r>
       <w:r>
         <w:rPr>
@@ -457,7 +457,7 @@
           <w:sz w:val="18"/>
           <w:szCs w:val="18"/>
         </w:rPr>
-        <w:t xml:space="preserve">ATAC-seq_pipeline.svg</w:t>
+        <w:t xml:space="preserve">pipeline.svg</w:t>
       </w:r>
       <w:r>
         <w:rPr>
@@ -476,7 +476,7 @@
       <w:r>
         <w:drawing>
           <wp:inline distT="0" distB="0" distL="0" distR="0">
-            <wp:extent cx="5715000" cy="3810000"/>
+            <wp:extent cx="5715000" cy="4276725"/>
             <wp:effectExtent t="0" r="0" b="0" l="0"/>
             <wp:docPr id="1" name="" descr="" title=""/>
             <wp:cNvGraphicFramePr>
@@ -501,7 +501,7 @@
                   <pic:spPr bwMode="auto">
                     <a:xfrm>
                       <a:off x="0" y="0"/>
-                      <a:ext cx="5715000" cy="3810000"/>
+                      <a:ext cx="5715000" cy="4276725"/>
                     </a:xfrm>
                     <a:prstGeom prst="rect">
                       <a:avLst/>
@@ -602,7 +602,7 @@
           <w:sz w:val="18"/>
           <w:szCs w:val="18"/>
         </w:rPr>
-        <w:t xml:space="preserve">docs/figures/ATAC-seq_concept.png</w:t>
+        <w:t xml:space="preserve">docs/ATAC-seq/pipeline/figures/concept.png</w:t>
       </w:r>
       <w:r>
         <w:rPr>
@@ -618,7 +618,7 @@
           <w:sz w:val="18"/>
           <w:szCs w:val="18"/>
         </w:rPr>
-        <w:t xml:space="preserve">ATAC-seq_concept.svg</w:t>
+        <w:t xml:space="preserve">concept.svg</w:t>
       </w:r>
       <w:r>
         <w:rPr>
@@ -818,25 +818,35 @@
     </w:p>
     <w:p>
       <w:pPr>
-        <w:spacing w:after="120"/>
-      </w:pPr>
-      <w:r>
-        <w:rPr>
-          <w:b/>
-          <w:bCs/>
-          <w:color w:val="B0B0B0"/>
-          <w:sz w:val="18"/>
-          <w:szCs w:val="18"/>
-        </w:rPr>
-        <w:t xml:space="preserve">[내부 메모 · 붙여 넣지 마세요] </w:t>
-      </w:r>
-      <w:r>
-        <w:rPr>
-          <w:color w:val="8A8F99"/>
-          <w:sz w:val="18"/>
-          <w:szCs w:val="18"/>
-        </w:rPr>
-        <w:t xml:space="preserve">출처 확인 필요: 원래 그림을 받은 곳에서 논문과 라이선스(CC BY 4.0)를 확인한 뒤 게시한다.</w:t>
+        <w:spacing w:after="100" w:before="200"/>
+      </w:pPr>
+      <w:r>
+        <w:rPr>
+          <w:b/>
+          <w:bCs/>
+          <w:color w:val="3A3A3A"/>
+          <w:sz w:val="24"/>
+          <w:szCs w:val="24"/>
+        </w:rPr>
+        <w:t xml:space="preserve">출처 / Reference</w:t>
+      </w:r>
+    </w:p>
+    <w:p>
+      <w:pPr>
+        <w:spacing w:after="140"/>
+      </w:pPr>
+      <w:r>
+        <w:t xml:space="preserve">Yan F, Powell DR, Curtis DJ, Wong NC. From reads to insight: a hitchhiker's guide to ATAC-seq data analysis. </w:t>
+      </w:r>
+      <w:r>
+        <w:rPr>
+          <w:i/>
+          <w:iCs/>
+        </w:rPr>
+        <w:t xml:space="preserve">Genome Biol</w:t>
+      </w:r>
+      <w:r>
+        <w:t xml:space="preserve"> 21, 22 (2020). https://doi.org/10.1186/s13059-020-1929-3, Fig. 1A를 수정. CC BY 4.0 (https://creativecommons.org/licenses/by/4.0/).</w:t>
       </w:r>
     </w:p>
     <w:p>

--- a/docs/ATAC-seq/pipeline/Portal_Content.docx
+++ b/docs/ATAC-seq/pipeline/Portal_Content.docx
@@ -62,7 +62,7 @@
           <w:sz w:val="18"/>
           <w:szCs w:val="18"/>
         </w:rPr>
-        <w:t xml:space="preserve">docs/ATAC-seq/figures/</w:t>
+        <w:t xml:space="preserve">docs/ATAC-seq/pipeline/figures/</w:t>
       </w:r>
       <w:r>
         <w:rPr>
@@ -70,7 +70,23 @@
           <w:sz w:val="18"/>
           <w:szCs w:val="18"/>
         </w:rPr>
-        <w:t xml:space="preserve">에 있다.</w:t>
+        <w:t xml:space="preserve">에 있다. 작성 방법은 </w:t>
+      </w:r>
+      <w:r>
+        <w:rPr>
+          <w:color w:val="8A8F99"/>
+          <w:sz w:val="18"/>
+          <w:szCs w:val="18"/>
+        </w:rPr>
+        <w:t xml:space="preserve">docs/CLOSHA_Portal_Guide_v1.md</w:t>
+      </w:r>
+      <w:r>
+        <w:rPr>
+          <w:color w:val="8A8F99"/>
+          <w:sz w:val="18"/>
+          <w:szCs w:val="18"/>
+        </w:rPr>
+        <w:t xml:space="preserve">를 따른다.</w:t>
       </w:r>
     </w:p>
     <w:p>

--- a/docs/ATAC-seq/pipeline/Portal_Content.docx
+++ b/docs/ATAC-seq/pipeline/Portal_Content.docx
@@ -1062,6 +1062,32 @@
     </w:p>
     <w:p>
       <w:pPr>
+        <w:pStyle w:val="ListParagraph"/>
+        <w:numPr>
+          <w:ilvl w:val="0"/>
+          <w:numId w:val="3"/>
+        </w:numPr>
+        <w:spacing w:after="100"/>
+      </w:pPr>
+      <w:r>
+        <w:rPr>
+          <w:b/>
+          <w:bCs/>
+        </w:rPr>
+        <w:t xml:space="preserve">참조 유전체 FASTA에는 인덱스(.fai)를 미리 만들어 두세요.</w:t>
+      </w:r>
+      <w:r>
+        <w:t xml:space="preserve"> 인덱스가 없으면 일부 모듈이 FASTA 옆에 만들려고 하는데, 공유 데이터 폴더는 쓰기가 막혀 있을 수 있어 실패합니다(</w:t>
+      </w:r>
+      <w:r>
+        <w:t xml:space="preserve">samtools faidx genome.fa</w:t>
+      </w:r>
+      <w:r>
+        <w:t xml:space="preserve">).</w:t>
+      </w:r>
+    </w:p>
+    <w:p>
+      <w:pPr>
         <w:spacing w:after="100" w:before="200"/>
       </w:pPr>
       <w:r>
@@ -1211,6 +1237,32 @@
       </w:r>
       <w:r>
         <w:t xml:space="preserve"> KEGG pathway analysis is not supported, and GO analysis uses a prepared OrgDb file.</w:t>
+      </w:r>
+    </w:p>
+    <w:p>
+      <w:pPr>
+        <w:pStyle w:val="ListParagraph"/>
+        <w:numPr>
+          <w:ilvl w:val="0"/>
+          <w:numId w:val="4"/>
+        </w:numPr>
+        <w:spacing w:after="100"/>
+      </w:pPr>
+      <w:r>
+        <w:rPr>
+          <w:b/>
+          <w:bCs/>
+        </w:rPr>
+        <w:t xml:space="preserve">Prepare the index (.fai) of the reference FASTA in advance.</w:t>
+      </w:r>
+      <w:r>
+        <w:t xml:space="preserve"> Without it some modules try to create one beside the FASTA, which fails in shared data folders that are not writable (</w:t>
+      </w:r>
+      <w:r>
+        <w:t xml:space="preserve">samtools faidx genome.fa</w:t>
+      </w:r>
+      <w:r>
+        <w:t xml:space="preserve">).</w:t>
       </w:r>
     </w:p>
     <w:sectPr>
